--- a/Entornos de desarrollo/Examen Git T2 Supuesto 1 Zoe Mariel Jastreb.docx
+++ b/Entornos de desarrollo/Examen Git T2 Supuesto 1 Zoe Mariel Jastreb.docx
@@ -3,6 +3,7 @@
 <w:document xmlns:wpc="http://schemas.microsoft.com/office/word/2010/wordprocessingCanvas" xmlns:cx="http://schemas.microsoft.com/office/drawing/2014/chartex" xmlns:cx1="http://schemas.microsoft.com/office/drawing/2015/9/8/chartex" xmlns:mc="http://schemas.openxmlformats.org/markup-compatibility/2006" xmlns:o="urn:schemas-microsoft-com:office:office" xmlns:r="http://schemas.openxmlformats.org/officeDocument/2006/relationships" xmlns:m="http://schemas.openxmlformats.org/officeDocument/2006/math" xmlns:v="urn:schemas-microsoft-com:vml" xmlns:wp14="http://schemas.microsoft.com/office/word/2010/wordprocessingDrawing" xmlns:wp="http://schemas.openxmlformats.org/drawingml/2006/wordprocessingDrawing" xmlns:w10="urn:schemas-microsoft-com:office:word" xmlns:w="http://schemas.openxmlformats.org/wordprocessingml/2006/main" xmlns:w14="http://schemas.microsoft.com/office/word/2010/wordml" xmlns:w15="http://schemas.microsoft.com/office/word/2012/wordml" xmlns:w16se="http://schemas.microsoft.com/office/word/2015/wordml/symex" xmlns:wpg="http://schemas.microsoft.com/office/word/2010/wordprocessingGroup" xmlns:wpi="http://schemas.microsoft.com/office/word/2010/wordprocessingInk" xmlns:wne="http://schemas.microsoft.com/office/word/2006/wordml" xmlns:wps="http://schemas.microsoft.com/office/word/2010/wordprocessingShape" mc:Ignorable="w14 w15 w16se wp14">
   <w:body>
     <w:p>
+      <w:bookmarkStart w:id="0" w:name="_GoBack"/>
       <w:r>
         <w:t xml:space="preserve">Examen </w:t>
       </w:r>
@@ -28,6 +29,7 @@
       </w:r>
       <w:proofErr w:type="spellEnd"/>
     </w:p>
+    <w:bookmarkEnd w:id="0"/>
     <w:p>
       <w:r>
         <w:t>Supuesto Práctico 1</w:t>
@@ -2297,1692 +2299,7 @@
       </w:r>
     </w:p>
     <w:p/>
-    <w:p>
-      <w:r>
-        <w:t>Supuesto Práctico 2</w:t>
-      </w:r>
-    </w:p>
-    <w:p>
-      <w:r>
-        <w:drawing>
-          <wp:inline distT="0" distB="0" distL="0" distR="0" wp14:anchorId="4AF5B0B0" wp14:editId="16BD64F3">
-            <wp:extent cx="5400040" cy="1350010"/>
-            <wp:effectExtent l="0" t="0" r="0" b="2540"/>
-            <wp:docPr id="50" name="Imagen 50"/>
-            <wp:cNvGraphicFramePr>
-              <a:graphicFrameLocks xmlns:a="http://schemas.openxmlformats.org/drawingml/2006/main" noChangeAspect="1"/>
-            </wp:cNvGraphicFramePr>
-            <a:graphic xmlns:a="http://schemas.openxmlformats.org/drawingml/2006/main">
-              <a:graphicData uri="http://schemas.openxmlformats.org/drawingml/2006/picture">
-                <pic:pic xmlns:pic="http://schemas.openxmlformats.org/drawingml/2006/picture">
-                  <pic:nvPicPr>
-                    <pic:cNvPr id="1" name=""/>
-                    <pic:cNvPicPr/>
-                  </pic:nvPicPr>
-                  <pic:blipFill>
-                    <a:blip r:embed="rId52"/>
-                    <a:stretch>
-                      <a:fillRect/>
-                    </a:stretch>
-                  </pic:blipFill>
-                  <pic:spPr>
-                    <a:xfrm>
-                      <a:off x="0" y="0"/>
-                      <a:ext cx="5400040" cy="1350010"/>
-                    </a:xfrm>
-                    <a:prstGeom prst="rect">
-                      <a:avLst/>
-                    </a:prstGeom>
-                  </pic:spPr>
-                </pic:pic>
-              </a:graphicData>
-            </a:graphic>
-          </wp:inline>
-        </w:drawing>
-      </w:r>
-    </w:p>
-    <w:p>
-      <w:r>
-        <w:t>a)</w:t>
-      </w:r>
-    </w:p>
-    <w:p>
-      <w:r>
-        <w:lastRenderedPageBreak/>
-        <w:drawing>
-          <wp:inline distT="0" distB="0" distL="0" distR="0" wp14:anchorId="26255439" wp14:editId="00DD424D">
-            <wp:extent cx="5153744" cy="6735115"/>
-            <wp:effectExtent l="0" t="0" r="8890" b="8890"/>
-            <wp:docPr id="51" name="Imagen 51"/>
-            <wp:cNvGraphicFramePr>
-              <a:graphicFrameLocks xmlns:a="http://schemas.openxmlformats.org/drawingml/2006/main" noChangeAspect="1"/>
-            </wp:cNvGraphicFramePr>
-            <a:graphic xmlns:a="http://schemas.openxmlformats.org/drawingml/2006/main">
-              <a:graphicData uri="http://schemas.openxmlformats.org/drawingml/2006/picture">
-                <pic:pic xmlns:pic="http://schemas.openxmlformats.org/drawingml/2006/picture">
-                  <pic:nvPicPr>
-                    <pic:cNvPr id="1" name=""/>
-                    <pic:cNvPicPr/>
-                  </pic:nvPicPr>
-                  <pic:blipFill>
-                    <a:blip r:embed="rId53"/>
-                    <a:stretch>
-                      <a:fillRect/>
-                    </a:stretch>
-                  </pic:blipFill>
-                  <pic:spPr>
-                    <a:xfrm>
-                      <a:off x="0" y="0"/>
-                      <a:ext cx="5153744" cy="6735115"/>
-                    </a:xfrm>
-                    <a:prstGeom prst="rect">
-                      <a:avLst/>
-                    </a:prstGeom>
-                  </pic:spPr>
-                </pic:pic>
-              </a:graphicData>
-            </a:graphic>
-          </wp:inline>
-        </w:drawing>
-      </w:r>
-    </w:p>
-    <w:p>
-      <w:r>
-        <w:lastRenderedPageBreak/>
-        <w:drawing>
-          <wp:inline distT="0" distB="0" distL="0" distR="0" wp14:anchorId="3D0F3436" wp14:editId="006100EA">
-            <wp:extent cx="5400040" cy="2884170"/>
-            <wp:effectExtent l="0" t="0" r="0" b="0"/>
-            <wp:docPr id="52" name="Imagen 52"/>
-            <wp:cNvGraphicFramePr>
-              <a:graphicFrameLocks xmlns:a="http://schemas.openxmlformats.org/drawingml/2006/main" noChangeAspect="1"/>
-            </wp:cNvGraphicFramePr>
-            <a:graphic xmlns:a="http://schemas.openxmlformats.org/drawingml/2006/main">
-              <a:graphicData uri="http://schemas.openxmlformats.org/drawingml/2006/picture">
-                <pic:pic xmlns:pic="http://schemas.openxmlformats.org/drawingml/2006/picture">
-                  <pic:nvPicPr>
-                    <pic:cNvPr id="1" name=""/>
-                    <pic:cNvPicPr/>
-                  </pic:nvPicPr>
-                  <pic:blipFill>
-                    <a:blip r:embed="rId54"/>
-                    <a:stretch>
-                      <a:fillRect/>
-                    </a:stretch>
-                  </pic:blipFill>
-                  <pic:spPr>
-                    <a:xfrm>
-                      <a:off x="0" y="0"/>
-                      <a:ext cx="5400040" cy="2884170"/>
-                    </a:xfrm>
-                    <a:prstGeom prst="rect">
-                      <a:avLst/>
-                    </a:prstGeom>
-                  </pic:spPr>
-                </pic:pic>
-              </a:graphicData>
-            </a:graphic>
-          </wp:inline>
-        </w:drawing>
-      </w:r>
-    </w:p>
-    <w:p>
-      <w:r>
-        <w:t xml:space="preserve">No me di cuenta de sacarle captura al créate </w:t>
-      </w:r>
-      <w:proofErr w:type="spellStart"/>
-      <w:proofErr w:type="gramStart"/>
-      <w:r>
-        <w:t>repository</w:t>
-      </w:r>
-      <w:proofErr w:type="spellEnd"/>
-      <w:proofErr w:type="gramEnd"/>
-      <w:r>
-        <w:t xml:space="preserve"> pero abajo en créate </w:t>
-      </w:r>
-      <w:proofErr w:type="spellStart"/>
-      <w:r>
-        <w:t>repository</w:t>
-      </w:r>
-      <w:proofErr w:type="spellEnd"/>
-      <w:r>
-        <w:t xml:space="preserve"> me ponía la ruta y el botón de créate </w:t>
-      </w:r>
-      <w:proofErr w:type="spellStart"/>
-      <w:r>
-        <w:t>repository</w:t>
-      </w:r>
-      <w:proofErr w:type="spellEnd"/>
-      <w:r>
-        <w:t xml:space="preserve"> y le di a eso y marque la casilla del proyecto</w:t>
-      </w:r>
-      <w:r>
-        <w:t>.</w:t>
-      </w:r>
-    </w:p>
-    <w:p>
-      <w:r>
-        <w:drawing>
-          <wp:inline distT="0" distB="0" distL="0" distR="0" wp14:anchorId="0E20B6C1" wp14:editId="6E8F4AED">
-            <wp:extent cx="2181529" cy="1095528"/>
-            <wp:effectExtent l="0" t="0" r="0" b="9525"/>
-            <wp:docPr id="53" name="Imagen 53"/>
-            <wp:cNvGraphicFramePr>
-              <a:graphicFrameLocks xmlns:a="http://schemas.openxmlformats.org/drawingml/2006/main" noChangeAspect="1"/>
-            </wp:cNvGraphicFramePr>
-            <a:graphic xmlns:a="http://schemas.openxmlformats.org/drawingml/2006/main">
-              <a:graphicData uri="http://schemas.openxmlformats.org/drawingml/2006/picture">
-                <pic:pic xmlns:pic="http://schemas.openxmlformats.org/drawingml/2006/picture">
-                  <pic:nvPicPr>
-                    <pic:cNvPr id="1" name=""/>
-                    <pic:cNvPicPr/>
-                  </pic:nvPicPr>
-                  <pic:blipFill>
-                    <a:blip r:embed="rId55"/>
-                    <a:stretch>
-                      <a:fillRect/>
-                    </a:stretch>
-                  </pic:blipFill>
-                  <pic:spPr>
-                    <a:xfrm>
-                      <a:off x="0" y="0"/>
-                      <a:ext cx="2181529" cy="1095528"/>
-                    </a:xfrm>
-                    <a:prstGeom prst="rect">
-                      <a:avLst/>
-                    </a:prstGeom>
-                  </pic:spPr>
-                </pic:pic>
-              </a:graphicData>
-            </a:graphic>
-          </wp:inline>
-        </w:drawing>
-      </w:r>
-    </w:p>
-    <w:p>
-      <w:r>
-        <w:drawing>
-          <wp:inline distT="0" distB="0" distL="0" distR="0" wp14:anchorId="34BE1120" wp14:editId="1FA74B6F">
-            <wp:extent cx="4391638" cy="4134427"/>
-            <wp:effectExtent l="0" t="0" r="9525" b="0"/>
-            <wp:docPr id="54" name="Imagen 54"/>
-            <wp:cNvGraphicFramePr>
-              <a:graphicFrameLocks xmlns:a="http://schemas.openxmlformats.org/drawingml/2006/main" noChangeAspect="1"/>
-            </wp:cNvGraphicFramePr>
-            <a:graphic xmlns:a="http://schemas.openxmlformats.org/drawingml/2006/main">
-              <a:graphicData uri="http://schemas.openxmlformats.org/drawingml/2006/picture">
-                <pic:pic xmlns:pic="http://schemas.openxmlformats.org/drawingml/2006/picture">
-                  <pic:nvPicPr>
-                    <pic:cNvPr id="1" name=""/>
-                    <pic:cNvPicPr/>
-                  </pic:nvPicPr>
-                  <pic:blipFill>
-                    <a:blip r:embed="rId56"/>
-                    <a:stretch>
-                      <a:fillRect/>
-                    </a:stretch>
-                  </pic:blipFill>
-                  <pic:spPr>
-                    <a:xfrm>
-                      <a:off x="0" y="0"/>
-                      <a:ext cx="4391638" cy="4134427"/>
-                    </a:xfrm>
-                    <a:prstGeom prst="rect">
-                      <a:avLst/>
-                    </a:prstGeom>
-                  </pic:spPr>
-                </pic:pic>
-              </a:graphicData>
-            </a:graphic>
-          </wp:inline>
-        </w:drawing>
-      </w:r>
-    </w:p>
-    <w:p>
-      <w:r>
-        <w:lastRenderedPageBreak/>
-        <w:drawing>
-          <wp:inline distT="0" distB="0" distL="0" distR="0" wp14:anchorId="36F3BB7F" wp14:editId="3DB5DD1F">
-            <wp:extent cx="4505954" cy="2229161"/>
-            <wp:effectExtent l="0" t="0" r="9525" b="0"/>
-            <wp:docPr id="55" name="Imagen 55"/>
-            <wp:cNvGraphicFramePr>
-              <a:graphicFrameLocks xmlns:a="http://schemas.openxmlformats.org/drawingml/2006/main" noChangeAspect="1"/>
-            </wp:cNvGraphicFramePr>
-            <a:graphic xmlns:a="http://schemas.openxmlformats.org/drawingml/2006/main">
-              <a:graphicData uri="http://schemas.openxmlformats.org/drawingml/2006/picture">
-                <pic:pic xmlns:pic="http://schemas.openxmlformats.org/drawingml/2006/picture">
-                  <pic:nvPicPr>
-                    <pic:cNvPr id="1" name=""/>
-                    <pic:cNvPicPr/>
-                  </pic:nvPicPr>
-                  <pic:blipFill>
-                    <a:blip r:embed="rId57"/>
-                    <a:stretch>
-                      <a:fillRect/>
-                    </a:stretch>
-                  </pic:blipFill>
-                  <pic:spPr>
-                    <a:xfrm>
-                      <a:off x="0" y="0"/>
-                      <a:ext cx="4505954" cy="2229161"/>
-                    </a:xfrm>
-                    <a:prstGeom prst="rect">
-                      <a:avLst/>
-                    </a:prstGeom>
-                  </pic:spPr>
-                </pic:pic>
-              </a:graphicData>
-            </a:graphic>
-          </wp:inline>
-        </w:drawing>
-      </w:r>
-    </w:p>
-    <w:p>
-      <w:r>
-        <w:drawing>
-          <wp:inline distT="0" distB="0" distL="0" distR="0" wp14:anchorId="54EAE656" wp14:editId="4151F47C">
-            <wp:extent cx="4391638" cy="4134427"/>
-            <wp:effectExtent l="0" t="0" r="9525" b="0"/>
-            <wp:docPr id="56" name="Imagen 56"/>
-            <wp:cNvGraphicFramePr>
-              <a:graphicFrameLocks xmlns:a="http://schemas.openxmlformats.org/drawingml/2006/main" noChangeAspect="1"/>
-            </wp:cNvGraphicFramePr>
-            <a:graphic xmlns:a="http://schemas.openxmlformats.org/drawingml/2006/main">
-              <a:graphicData uri="http://schemas.openxmlformats.org/drawingml/2006/picture">
-                <pic:pic xmlns:pic="http://schemas.openxmlformats.org/drawingml/2006/picture">
-                  <pic:nvPicPr>
-                    <pic:cNvPr id="1" name=""/>
-                    <pic:cNvPicPr/>
-                  </pic:nvPicPr>
-                  <pic:blipFill>
-                    <a:blip r:embed="rId58"/>
-                    <a:stretch>
-                      <a:fillRect/>
-                    </a:stretch>
-                  </pic:blipFill>
-                  <pic:spPr>
-                    <a:xfrm>
-                      <a:off x="0" y="0"/>
-                      <a:ext cx="4391638" cy="4134427"/>
-                    </a:xfrm>
-                    <a:prstGeom prst="rect">
-                      <a:avLst/>
-                    </a:prstGeom>
-                  </pic:spPr>
-                </pic:pic>
-              </a:graphicData>
-            </a:graphic>
-          </wp:inline>
-        </w:drawing>
-      </w:r>
-    </w:p>
-    <w:p>
-      <w:r>
-        <w:t xml:space="preserve">Le doy al botón de </w:t>
-      </w:r>
-      <w:proofErr w:type="spellStart"/>
-      <w:r>
-        <w:t>commit</w:t>
-      </w:r>
-      <w:proofErr w:type="spellEnd"/>
-    </w:p>
-    <w:p>
-      <w:r>
-        <w:lastRenderedPageBreak/>
-        <w:drawing>
-          <wp:inline distT="0" distB="0" distL="0" distR="0" wp14:anchorId="05FAED08" wp14:editId="56B1B8B8">
-            <wp:extent cx="5400040" cy="2840355"/>
-            <wp:effectExtent l="0" t="0" r="0" b="0"/>
-            <wp:docPr id="57" name="Imagen 57"/>
-            <wp:cNvGraphicFramePr>
-              <a:graphicFrameLocks xmlns:a="http://schemas.openxmlformats.org/drawingml/2006/main" noChangeAspect="1"/>
-            </wp:cNvGraphicFramePr>
-            <a:graphic xmlns:a="http://schemas.openxmlformats.org/drawingml/2006/main">
-              <a:graphicData uri="http://schemas.openxmlformats.org/drawingml/2006/picture">
-                <pic:pic xmlns:pic="http://schemas.openxmlformats.org/drawingml/2006/picture">
-                  <pic:nvPicPr>
-                    <pic:cNvPr id="1" name=""/>
-                    <pic:cNvPicPr/>
-                  </pic:nvPicPr>
-                  <pic:blipFill>
-                    <a:blip r:embed="rId59"/>
-                    <a:stretch>
-                      <a:fillRect/>
-                    </a:stretch>
-                  </pic:blipFill>
-                  <pic:spPr>
-                    <a:xfrm>
-                      <a:off x="0" y="0"/>
-                      <a:ext cx="5400040" cy="2840355"/>
-                    </a:xfrm>
-                    <a:prstGeom prst="rect">
-                      <a:avLst/>
-                    </a:prstGeom>
-                  </pic:spPr>
-                </pic:pic>
-              </a:graphicData>
-            </a:graphic>
-          </wp:inline>
-        </w:drawing>
-      </w:r>
-    </w:p>
-    <w:p>
-      <w:r>
-        <w:drawing>
-          <wp:inline distT="0" distB="0" distL="0" distR="0" wp14:anchorId="60D58082" wp14:editId="00F27DB6">
-            <wp:extent cx="5400040" cy="954405"/>
-            <wp:effectExtent l="0" t="0" r="0" b="0"/>
-            <wp:docPr id="58" name="Imagen 58"/>
-            <wp:cNvGraphicFramePr>
-              <a:graphicFrameLocks xmlns:a="http://schemas.openxmlformats.org/drawingml/2006/main" noChangeAspect="1"/>
-            </wp:cNvGraphicFramePr>
-            <a:graphic xmlns:a="http://schemas.openxmlformats.org/drawingml/2006/main">
-              <a:graphicData uri="http://schemas.openxmlformats.org/drawingml/2006/picture">
-                <pic:pic xmlns:pic="http://schemas.openxmlformats.org/drawingml/2006/picture">
-                  <pic:nvPicPr>
-                    <pic:cNvPr id="1" name=""/>
-                    <pic:cNvPicPr/>
-                  </pic:nvPicPr>
-                  <pic:blipFill>
-                    <a:blip r:embed="rId60"/>
-                    <a:stretch>
-                      <a:fillRect/>
-                    </a:stretch>
-                  </pic:blipFill>
-                  <pic:spPr>
-                    <a:xfrm>
-                      <a:off x="0" y="0"/>
-                      <a:ext cx="5400040" cy="954405"/>
-                    </a:xfrm>
-                    <a:prstGeom prst="rect">
-                      <a:avLst/>
-                    </a:prstGeom>
-                  </pic:spPr>
-                </pic:pic>
-              </a:graphicData>
-            </a:graphic>
-          </wp:inline>
-        </w:drawing>
-      </w:r>
-    </w:p>
-    <w:p>
-      <w:r>
-        <w:drawing>
-          <wp:inline distT="0" distB="0" distL="0" distR="0" wp14:anchorId="41A3CAD7" wp14:editId="55310F56">
-            <wp:extent cx="3372321" cy="1457528"/>
-            <wp:effectExtent l="0" t="0" r="0" b="0"/>
-            <wp:docPr id="60" name="Imagen 60"/>
-            <wp:cNvGraphicFramePr>
-              <a:graphicFrameLocks xmlns:a="http://schemas.openxmlformats.org/drawingml/2006/main" noChangeAspect="1"/>
-            </wp:cNvGraphicFramePr>
-            <a:graphic xmlns:a="http://schemas.openxmlformats.org/drawingml/2006/main">
-              <a:graphicData uri="http://schemas.openxmlformats.org/drawingml/2006/picture">
-                <pic:pic xmlns:pic="http://schemas.openxmlformats.org/drawingml/2006/picture">
-                  <pic:nvPicPr>
-                    <pic:cNvPr id="1" name=""/>
-                    <pic:cNvPicPr/>
-                  </pic:nvPicPr>
-                  <pic:blipFill>
-                    <a:blip r:embed="rId61"/>
-                    <a:stretch>
-                      <a:fillRect/>
-                    </a:stretch>
-                  </pic:blipFill>
-                  <pic:spPr>
-                    <a:xfrm>
-                      <a:off x="0" y="0"/>
-                      <a:ext cx="3372321" cy="1457528"/>
-                    </a:xfrm>
-                    <a:prstGeom prst="rect">
-                      <a:avLst/>
-                    </a:prstGeom>
-                  </pic:spPr>
-                </pic:pic>
-              </a:graphicData>
-            </a:graphic>
-          </wp:inline>
-        </w:drawing>
-      </w:r>
-    </w:p>
-    <w:p>
-      <w:r>
-        <w:drawing>
-          <wp:inline distT="0" distB="0" distL="0" distR="0" wp14:anchorId="4D6B6AA0" wp14:editId="73F83687">
-            <wp:extent cx="5400040" cy="3004820"/>
-            <wp:effectExtent l="0" t="0" r="0" b="5080"/>
-            <wp:docPr id="59" name="Imagen 59"/>
-            <wp:cNvGraphicFramePr>
-              <a:graphicFrameLocks xmlns:a="http://schemas.openxmlformats.org/drawingml/2006/main" noChangeAspect="1"/>
-            </wp:cNvGraphicFramePr>
-            <a:graphic xmlns:a="http://schemas.openxmlformats.org/drawingml/2006/main">
-              <a:graphicData uri="http://schemas.openxmlformats.org/drawingml/2006/picture">
-                <pic:pic xmlns:pic="http://schemas.openxmlformats.org/drawingml/2006/picture">
-                  <pic:nvPicPr>
-                    <pic:cNvPr id="1" name=""/>
-                    <pic:cNvPicPr/>
-                  </pic:nvPicPr>
-                  <pic:blipFill>
-                    <a:blip r:embed="rId62"/>
-                    <a:stretch>
-                      <a:fillRect/>
-                    </a:stretch>
-                  </pic:blipFill>
-                  <pic:spPr>
-                    <a:xfrm>
-                      <a:off x="0" y="0"/>
-                      <a:ext cx="5400040" cy="3004820"/>
-                    </a:xfrm>
-                    <a:prstGeom prst="rect">
-                      <a:avLst/>
-                    </a:prstGeom>
-                  </pic:spPr>
-                </pic:pic>
-              </a:graphicData>
-            </a:graphic>
-          </wp:inline>
-        </w:drawing>
-      </w:r>
-    </w:p>
-    <w:p>
-      <w:r>
-        <w:lastRenderedPageBreak/>
-        <w:t>b)</w:t>
-      </w:r>
-    </w:p>
-    <w:p>
-      <w:r>
-        <w:drawing>
-          <wp:inline distT="0" distB="0" distL="0" distR="0" wp14:anchorId="30F21E9C" wp14:editId="5B67211B">
-            <wp:extent cx="5400040" cy="3441065"/>
-            <wp:effectExtent l="0" t="0" r="0" b="6985"/>
-            <wp:docPr id="61" name="Imagen 61"/>
-            <wp:cNvGraphicFramePr>
-              <a:graphicFrameLocks xmlns:a="http://schemas.openxmlformats.org/drawingml/2006/main" noChangeAspect="1"/>
-            </wp:cNvGraphicFramePr>
-            <a:graphic xmlns:a="http://schemas.openxmlformats.org/drawingml/2006/main">
-              <a:graphicData uri="http://schemas.openxmlformats.org/drawingml/2006/picture">
-                <pic:pic xmlns:pic="http://schemas.openxmlformats.org/drawingml/2006/picture">
-                  <pic:nvPicPr>
-                    <pic:cNvPr id="1" name=""/>
-                    <pic:cNvPicPr/>
-                  </pic:nvPicPr>
-                  <pic:blipFill>
-                    <a:blip r:embed="rId63"/>
-                    <a:stretch>
-                      <a:fillRect/>
-                    </a:stretch>
-                  </pic:blipFill>
-                  <pic:spPr>
-                    <a:xfrm>
-                      <a:off x="0" y="0"/>
-                      <a:ext cx="5400040" cy="3441065"/>
-                    </a:xfrm>
-                    <a:prstGeom prst="rect">
-                      <a:avLst/>
-                    </a:prstGeom>
-                  </pic:spPr>
-                </pic:pic>
-              </a:graphicData>
-            </a:graphic>
-          </wp:inline>
-        </w:drawing>
-      </w:r>
-    </w:p>
-    <w:p>
-      <w:r>
-        <w:t>c)</w:t>
-      </w:r>
-    </w:p>
-    <w:p>
-      <w:r>
-        <w:lastRenderedPageBreak/>
-        <w:drawing>
-          <wp:inline distT="0" distB="0" distL="0" distR="0" wp14:anchorId="535ABF13" wp14:editId="24B58DCA">
-            <wp:extent cx="5400040" cy="5311140"/>
-            <wp:effectExtent l="0" t="0" r="0" b="3810"/>
-            <wp:docPr id="62" name="Imagen 62"/>
-            <wp:cNvGraphicFramePr>
-              <a:graphicFrameLocks xmlns:a="http://schemas.openxmlformats.org/drawingml/2006/main" noChangeAspect="1"/>
-            </wp:cNvGraphicFramePr>
-            <a:graphic xmlns:a="http://schemas.openxmlformats.org/drawingml/2006/main">
-              <a:graphicData uri="http://schemas.openxmlformats.org/drawingml/2006/picture">
-                <pic:pic xmlns:pic="http://schemas.openxmlformats.org/drawingml/2006/picture">
-                  <pic:nvPicPr>
-                    <pic:cNvPr id="1" name=""/>
-                    <pic:cNvPicPr/>
-                  </pic:nvPicPr>
-                  <pic:blipFill>
-                    <a:blip r:embed="rId64"/>
-                    <a:stretch>
-                      <a:fillRect/>
-                    </a:stretch>
-                  </pic:blipFill>
-                  <pic:spPr>
-                    <a:xfrm>
-                      <a:off x="0" y="0"/>
-                      <a:ext cx="5400040" cy="5311140"/>
-                    </a:xfrm>
-                    <a:prstGeom prst="rect">
-                      <a:avLst/>
-                    </a:prstGeom>
-                  </pic:spPr>
-                </pic:pic>
-              </a:graphicData>
-            </a:graphic>
-          </wp:inline>
-        </w:drawing>
-      </w:r>
-    </w:p>
-    <w:p>
-      <w:r>
-        <w:drawing>
-          <wp:inline distT="0" distB="0" distL="0" distR="0" wp14:anchorId="0643D4EB" wp14:editId="5C52F301">
-            <wp:extent cx="5400040" cy="1336675"/>
-            <wp:effectExtent l="0" t="0" r="0" b="0"/>
-            <wp:docPr id="63" name="Imagen 63"/>
-            <wp:cNvGraphicFramePr>
-              <a:graphicFrameLocks xmlns:a="http://schemas.openxmlformats.org/drawingml/2006/main" noChangeAspect="1"/>
-            </wp:cNvGraphicFramePr>
-            <a:graphic xmlns:a="http://schemas.openxmlformats.org/drawingml/2006/main">
-              <a:graphicData uri="http://schemas.openxmlformats.org/drawingml/2006/picture">
-                <pic:pic xmlns:pic="http://schemas.openxmlformats.org/drawingml/2006/picture">
-                  <pic:nvPicPr>
-                    <pic:cNvPr id="1" name=""/>
-                    <pic:cNvPicPr/>
-                  </pic:nvPicPr>
-                  <pic:blipFill>
-                    <a:blip r:embed="rId65"/>
-                    <a:stretch>
-                      <a:fillRect/>
-                    </a:stretch>
-                  </pic:blipFill>
-                  <pic:spPr>
-                    <a:xfrm>
-                      <a:off x="0" y="0"/>
-                      <a:ext cx="5400040" cy="1336675"/>
-                    </a:xfrm>
-                    <a:prstGeom prst="rect">
-                      <a:avLst/>
-                    </a:prstGeom>
-                  </pic:spPr>
-                </pic:pic>
-              </a:graphicData>
-            </a:graphic>
-          </wp:inline>
-        </w:drawing>
-      </w:r>
-    </w:p>
-    <w:p>
-      <w:r>
-        <w:drawing>
-          <wp:inline distT="0" distB="0" distL="0" distR="0" wp14:anchorId="6A7CC0CB" wp14:editId="5FEDED92">
-            <wp:extent cx="3305636" cy="1467055"/>
-            <wp:effectExtent l="0" t="0" r="0" b="0"/>
-            <wp:docPr id="64" name="Imagen 64"/>
-            <wp:cNvGraphicFramePr>
-              <a:graphicFrameLocks xmlns:a="http://schemas.openxmlformats.org/drawingml/2006/main" noChangeAspect="1"/>
-            </wp:cNvGraphicFramePr>
-            <a:graphic xmlns:a="http://schemas.openxmlformats.org/drawingml/2006/main">
-              <a:graphicData uri="http://schemas.openxmlformats.org/drawingml/2006/picture">
-                <pic:pic xmlns:pic="http://schemas.openxmlformats.org/drawingml/2006/picture">
-                  <pic:nvPicPr>
-                    <pic:cNvPr id="1" name=""/>
-                    <pic:cNvPicPr/>
-                  </pic:nvPicPr>
-                  <pic:blipFill>
-                    <a:blip r:embed="rId66"/>
-                    <a:stretch>
-                      <a:fillRect/>
-                    </a:stretch>
-                  </pic:blipFill>
-                  <pic:spPr>
-                    <a:xfrm>
-                      <a:off x="0" y="0"/>
-                      <a:ext cx="3305636" cy="1467055"/>
-                    </a:xfrm>
-                    <a:prstGeom prst="rect">
-                      <a:avLst/>
-                    </a:prstGeom>
-                  </pic:spPr>
-                </pic:pic>
-              </a:graphicData>
-            </a:graphic>
-          </wp:inline>
-        </w:drawing>
-      </w:r>
-    </w:p>
-    <w:p>
-      <w:r>
-        <w:lastRenderedPageBreak/>
-        <w:drawing>
-          <wp:inline distT="0" distB="0" distL="0" distR="0" wp14:anchorId="0F3CCA2D" wp14:editId="49654BD9">
-            <wp:extent cx="5400040" cy="3574415"/>
-            <wp:effectExtent l="0" t="0" r="0" b="6985"/>
-            <wp:docPr id="65" name="Imagen 65"/>
-            <wp:cNvGraphicFramePr>
-              <a:graphicFrameLocks xmlns:a="http://schemas.openxmlformats.org/drawingml/2006/main" noChangeAspect="1"/>
-            </wp:cNvGraphicFramePr>
-            <a:graphic xmlns:a="http://schemas.openxmlformats.org/drawingml/2006/main">
-              <a:graphicData uri="http://schemas.openxmlformats.org/drawingml/2006/picture">
-                <pic:pic xmlns:pic="http://schemas.openxmlformats.org/drawingml/2006/picture">
-                  <pic:nvPicPr>
-                    <pic:cNvPr id="1" name=""/>
-                    <pic:cNvPicPr/>
-                  </pic:nvPicPr>
-                  <pic:blipFill>
-                    <a:blip r:embed="rId67"/>
-                    <a:stretch>
-                      <a:fillRect/>
-                    </a:stretch>
-                  </pic:blipFill>
-                  <pic:spPr>
-                    <a:xfrm>
-                      <a:off x="0" y="0"/>
-                      <a:ext cx="5400040" cy="3574415"/>
-                    </a:xfrm>
-                    <a:prstGeom prst="rect">
-                      <a:avLst/>
-                    </a:prstGeom>
-                  </pic:spPr>
-                </pic:pic>
-              </a:graphicData>
-            </a:graphic>
-          </wp:inline>
-        </w:drawing>
-      </w:r>
-    </w:p>
-    <w:p>
-      <w:r>
-        <w:drawing>
-          <wp:inline distT="0" distB="0" distL="0" distR="0" wp14:anchorId="32DEA492" wp14:editId="53A48CFD">
-            <wp:extent cx="5400040" cy="1144270"/>
-            <wp:effectExtent l="0" t="0" r="0" b="0"/>
-            <wp:docPr id="66" name="Imagen 66"/>
-            <wp:cNvGraphicFramePr>
-              <a:graphicFrameLocks xmlns:a="http://schemas.openxmlformats.org/drawingml/2006/main" noChangeAspect="1"/>
-            </wp:cNvGraphicFramePr>
-            <a:graphic xmlns:a="http://schemas.openxmlformats.org/drawingml/2006/main">
-              <a:graphicData uri="http://schemas.openxmlformats.org/drawingml/2006/picture">
-                <pic:pic xmlns:pic="http://schemas.openxmlformats.org/drawingml/2006/picture">
-                  <pic:nvPicPr>
-                    <pic:cNvPr id="1" name=""/>
-                    <pic:cNvPicPr/>
-                  </pic:nvPicPr>
-                  <pic:blipFill>
-                    <a:blip r:embed="rId68"/>
-                    <a:stretch>
-                      <a:fillRect/>
-                    </a:stretch>
-                  </pic:blipFill>
-                  <pic:spPr>
-                    <a:xfrm>
-                      <a:off x="0" y="0"/>
-                      <a:ext cx="5400040" cy="1144270"/>
-                    </a:xfrm>
-                    <a:prstGeom prst="rect">
-                      <a:avLst/>
-                    </a:prstGeom>
-                  </pic:spPr>
-                </pic:pic>
-              </a:graphicData>
-            </a:graphic>
-          </wp:inline>
-        </w:drawing>
-      </w:r>
-    </w:p>
-    <w:p>
-      <w:r>
-        <w:lastRenderedPageBreak/>
-        <w:drawing>
-          <wp:inline distT="0" distB="0" distL="0" distR="0" wp14:anchorId="69D4D311" wp14:editId="17C093DA">
-            <wp:extent cx="5400040" cy="5271135"/>
-            <wp:effectExtent l="0" t="0" r="0" b="5715"/>
-            <wp:docPr id="67" name="Imagen 67"/>
-            <wp:cNvGraphicFramePr>
-              <a:graphicFrameLocks xmlns:a="http://schemas.openxmlformats.org/drawingml/2006/main" noChangeAspect="1"/>
-            </wp:cNvGraphicFramePr>
-            <a:graphic xmlns:a="http://schemas.openxmlformats.org/drawingml/2006/main">
-              <a:graphicData uri="http://schemas.openxmlformats.org/drawingml/2006/picture">
-                <pic:pic xmlns:pic="http://schemas.openxmlformats.org/drawingml/2006/picture">
-                  <pic:nvPicPr>
-                    <pic:cNvPr id="1" name=""/>
-                    <pic:cNvPicPr/>
-                  </pic:nvPicPr>
-                  <pic:blipFill>
-                    <a:blip r:embed="rId69"/>
-                    <a:stretch>
-                      <a:fillRect/>
-                    </a:stretch>
-                  </pic:blipFill>
-                  <pic:spPr>
-                    <a:xfrm>
-                      <a:off x="0" y="0"/>
-                      <a:ext cx="5400040" cy="5271135"/>
-                    </a:xfrm>
-                    <a:prstGeom prst="rect">
-                      <a:avLst/>
-                    </a:prstGeom>
-                  </pic:spPr>
-                </pic:pic>
-              </a:graphicData>
-            </a:graphic>
-          </wp:inline>
-        </w:drawing>
-      </w:r>
-    </w:p>
-    <w:p>
-      <w:r>
-        <w:t>Me cambio a master</w:t>
-      </w:r>
-    </w:p>
-    <w:p>
-      <w:r>
-        <w:lastRenderedPageBreak/>
-        <w:drawing>
-          <wp:inline distT="0" distB="0" distL="0" distR="0" wp14:anchorId="5F0D92BE" wp14:editId="5BEFFF4A">
-            <wp:extent cx="5400040" cy="6642735"/>
-            <wp:effectExtent l="0" t="0" r="0" b="5715"/>
-            <wp:docPr id="68" name="Imagen 68"/>
-            <wp:cNvGraphicFramePr>
-              <a:graphicFrameLocks xmlns:a="http://schemas.openxmlformats.org/drawingml/2006/main" noChangeAspect="1"/>
-            </wp:cNvGraphicFramePr>
-            <a:graphic xmlns:a="http://schemas.openxmlformats.org/drawingml/2006/main">
-              <a:graphicData uri="http://schemas.openxmlformats.org/drawingml/2006/picture">
-                <pic:pic xmlns:pic="http://schemas.openxmlformats.org/drawingml/2006/picture">
-                  <pic:nvPicPr>
-                    <pic:cNvPr id="1" name=""/>
-                    <pic:cNvPicPr/>
-                  </pic:nvPicPr>
-                  <pic:blipFill>
-                    <a:blip r:embed="rId70"/>
-                    <a:stretch>
-                      <a:fillRect/>
-                    </a:stretch>
-                  </pic:blipFill>
-                  <pic:spPr>
-                    <a:xfrm>
-                      <a:off x="0" y="0"/>
-                      <a:ext cx="5400040" cy="6642735"/>
-                    </a:xfrm>
-                    <a:prstGeom prst="rect">
-                      <a:avLst/>
-                    </a:prstGeom>
-                  </pic:spPr>
-                </pic:pic>
-              </a:graphicData>
-            </a:graphic>
-          </wp:inline>
-        </w:drawing>
-      </w:r>
-    </w:p>
-    <w:p>
-      <w:r>
-        <w:t xml:space="preserve">Aprieto el botón de </w:t>
-      </w:r>
-      <w:proofErr w:type="spellStart"/>
-      <w:r>
-        <w:t>merge</w:t>
-      </w:r>
-      <w:proofErr w:type="spellEnd"/>
-    </w:p>
-    <w:p>
-      <w:r>
-        <w:lastRenderedPageBreak/>
-        <w:drawing>
-          <wp:inline distT="0" distB="0" distL="0" distR="0" wp14:anchorId="3A632F28" wp14:editId="6C7C8233">
-            <wp:extent cx="4982270" cy="6296904"/>
-            <wp:effectExtent l="0" t="0" r="8890" b="8890"/>
-            <wp:docPr id="69" name="Imagen 69"/>
-            <wp:cNvGraphicFramePr>
-              <a:graphicFrameLocks xmlns:a="http://schemas.openxmlformats.org/drawingml/2006/main" noChangeAspect="1"/>
-            </wp:cNvGraphicFramePr>
-            <a:graphic xmlns:a="http://schemas.openxmlformats.org/drawingml/2006/main">
-              <a:graphicData uri="http://schemas.openxmlformats.org/drawingml/2006/picture">
-                <pic:pic xmlns:pic="http://schemas.openxmlformats.org/drawingml/2006/picture">
-                  <pic:nvPicPr>
-                    <pic:cNvPr id="1" name=""/>
-                    <pic:cNvPicPr/>
-                  </pic:nvPicPr>
-                  <pic:blipFill>
-                    <a:blip r:embed="rId71"/>
-                    <a:stretch>
-                      <a:fillRect/>
-                    </a:stretch>
-                  </pic:blipFill>
-                  <pic:spPr>
-                    <a:xfrm>
-                      <a:off x="0" y="0"/>
-                      <a:ext cx="4982270" cy="6296904"/>
-                    </a:xfrm>
-                    <a:prstGeom prst="rect">
-                      <a:avLst/>
-                    </a:prstGeom>
-                  </pic:spPr>
-                </pic:pic>
-              </a:graphicData>
-            </a:graphic>
-          </wp:inline>
-        </w:drawing>
-      </w:r>
-    </w:p>
-    <w:p>
-      <w:r>
-        <w:t>Selecciono RA</w:t>
-      </w:r>
-    </w:p>
-    <w:p>
-      <w:r>
-        <w:drawing>
-          <wp:inline distT="0" distB="0" distL="0" distR="0" wp14:anchorId="183CE080" wp14:editId="478F21B2">
-            <wp:extent cx="3381847" cy="2010056"/>
-            <wp:effectExtent l="0" t="0" r="0" b="9525"/>
-            <wp:docPr id="70" name="Imagen 70"/>
-            <wp:cNvGraphicFramePr>
-              <a:graphicFrameLocks xmlns:a="http://schemas.openxmlformats.org/drawingml/2006/main" noChangeAspect="1"/>
-            </wp:cNvGraphicFramePr>
-            <a:graphic xmlns:a="http://schemas.openxmlformats.org/drawingml/2006/main">
-              <a:graphicData uri="http://schemas.openxmlformats.org/drawingml/2006/picture">
-                <pic:pic xmlns:pic="http://schemas.openxmlformats.org/drawingml/2006/picture">
-                  <pic:nvPicPr>
-                    <pic:cNvPr id="1" name=""/>
-                    <pic:cNvPicPr/>
-                  </pic:nvPicPr>
-                  <pic:blipFill>
-                    <a:blip r:embed="rId72"/>
-                    <a:stretch>
-                      <a:fillRect/>
-                    </a:stretch>
-                  </pic:blipFill>
-                  <pic:spPr>
-                    <a:xfrm>
-                      <a:off x="0" y="0"/>
-                      <a:ext cx="3381847" cy="2010056"/>
-                    </a:xfrm>
-                    <a:prstGeom prst="rect">
-                      <a:avLst/>
-                    </a:prstGeom>
-                  </pic:spPr>
-                </pic:pic>
-              </a:graphicData>
-            </a:graphic>
-          </wp:inline>
-        </w:drawing>
-      </w:r>
-    </w:p>
-    <w:p>
-      <w:r>
-        <w:lastRenderedPageBreak/>
-        <w:t>d)</w:t>
-      </w:r>
-    </w:p>
-    <w:p>
-      <w:r>
-        <w:drawing>
-          <wp:inline distT="0" distB="0" distL="0" distR="0" wp14:anchorId="6369177F" wp14:editId="79ACCD16">
-            <wp:extent cx="5400040" cy="3797300"/>
-            <wp:effectExtent l="0" t="0" r="0" b="0"/>
-            <wp:docPr id="71" name="Imagen 71"/>
-            <wp:cNvGraphicFramePr>
-              <a:graphicFrameLocks xmlns:a="http://schemas.openxmlformats.org/drawingml/2006/main" noChangeAspect="1"/>
-            </wp:cNvGraphicFramePr>
-            <a:graphic xmlns:a="http://schemas.openxmlformats.org/drawingml/2006/main">
-              <a:graphicData uri="http://schemas.openxmlformats.org/drawingml/2006/picture">
-                <pic:pic xmlns:pic="http://schemas.openxmlformats.org/drawingml/2006/picture">
-                  <pic:nvPicPr>
-                    <pic:cNvPr id="1" name=""/>
-                    <pic:cNvPicPr/>
-                  </pic:nvPicPr>
-                  <pic:blipFill>
-                    <a:blip r:embed="rId73"/>
-                    <a:stretch>
-                      <a:fillRect/>
-                    </a:stretch>
-                  </pic:blipFill>
-                  <pic:spPr>
-                    <a:xfrm>
-                      <a:off x="0" y="0"/>
-                      <a:ext cx="5400040" cy="3797300"/>
-                    </a:xfrm>
-                    <a:prstGeom prst="rect">
-                      <a:avLst/>
-                    </a:prstGeom>
-                  </pic:spPr>
-                </pic:pic>
-              </a:graphicData>
-            </a:graphic>
-          </wp:inline>
-        </w:drawing>
-      </w:r>
-    </w:p>
-    <w:p>
-      <w:r>
-        <w:lastRenderedPageBreak/>
-        <w:drawing>
-          <wp:inline distT="0" distB="0" distL="0" distR="0" wp14:anchorId="0958BD34" wp14:editId="4E935F1C">
-            <wp:extent cx="5400040" cy="6655435"/>
-            <wp:effectExtent l="0" t="0" r="0" b="0"/>
-            <wp:docPr id="72" name="Imagen 72"/>
-            <wp:cNvGraphicFramePr>
-              <a:graphicFrameLocks xmlns:a="http://schemas.openxmlformats.org/drawingml/2006/main" noChangeAspect="1"/>
-            </wp:cNvGraphicFramePr>
-            <a:graphic xmlns:a="http://schemas.openxmlformats.org/drawingml/2006/main">
-              <a:graphicData uri="http://schemas.openxmlformats.org/drawingml/2006/picture">
-                <pic:pic xmlns:pic="http://schemas.openxmlformats.org/drawingml/2006/picture">
-                  <pic:nvPicPr>
-                    <pic:cNvPr id="1" name=""/>
-                    <pic:cNvPicPr/>
-                  </pic:nvPicPr>
-                  <pic:blipFill>
-                    <a:blip r:embed="rId74"/>
-                    <a:stretch>
-                      <a:fillRect/>
-                    </a:stretch>
-                  </pic:blipFill>
-                  <pic:spPr>
-                    <a:xfrm>
-                      <a:off x="0" y="0"/>
-                      <a:ext cx="5400040" cy="6655435"/>
-                    </a:xfrm>
-                    <a:prstGeom prst="rect">
-                      <a:avLst/>
-                    </a:prstGeom>
-                  </pic:spPr>
-                </pic:pic>
-              </a:graphicData>
-            </a:graphic>
-          </wp:inline>
-        </w:drawing>
-      </w:r>
-    </w:p>
-    <w:p>
-      <w:r>
-        <w:t xml:space="preserve">Aprieto el botón </w:t>
-      </w:r>
-      <w:proofErr w:type="spellStart"/>
-      <w:r>
-        <w:t>push</w:t>
-      </w:r>
-      <w:proofErr w:type="spellEnd"/>
-      <w:r>
-        <w:t xml:space="preserve"> </w:t>
-      </w:r>
-      <w:proofErr w:type="spellStart"/>
-      <w:r>
-        <w:t>branch</w:t>
-      </w:r>
-      <w:proofErr w:type="spellEnd"/>
-      <w:r>
-        <w:t xml:space="preserve"> master</w:t>
-      </w:r>
-    </w:p>
-    <w:p>
-      <w:r>
-        <w:lastRenderedPageBreak/>
-        <w:drawing>
-          <wp:inline distT="0" distB="0" distL="0" distR="0" wp14:anchorId="01A2A5F6" wp14:editId="50F5F76A">
-            <wp:extent cx="4896533" cy="5334744"/>
-            <wp:effectExtent l="0" t="0" r="0" b="0"/>
-            <wp:docPr id="73" name="Imagen 73"/>
-            <wp:cNvGraphicFramePr>
-              <a:graphicFrameLocks xmlns:a="http://schemas.openxmlformats.org/drawingml/2006/main" noChangeAspect="1"/>
-            </wp:cNvGraphicFramePr>
-            <a:graphic xmlns:a="http://schemas.openxmlformats.org/drawingml/2006/main">
-              <a:graphicData uri="http://schemas.openxmlformats.org/drawingml/2006/picture">
-                <pic:pic xmlns:pic="http://schemas.openxmlformats.org/drawingml/2006/picture">
-                  <pic:nvPicPr>
-                    <pic:cNvPr id="1" name=""/>
-                    <pic:cNvPicPr/>
-                  </pic:nvPicPr>
-                  <pic:blipFill>
-                    <a:blip r:embed="rId75"/>
-                    <a:stretch>
-                      <a:fillRect/>
-                    </a:stretch>
-                  </pic:blipFill>
-                  <pic:spPr>
-                    <a:xfrm>
-                      <a:off x="0" y="0"/>
-                      <a:ext cx="4896533" cy="5334744"/>
-                    </a:xfrm>
-                    <a:prstGeom prst="rect">
-                      <a:avLst/>
-                    </a:prstGeom>
-                  </pic:spPr>
-                </pic:pic>
-              </a:graphicData>
-            </a:graphic>
-          </wp:inline>
-        </w:drawing>
-      </w:r>
-    </w:p>
-    <w:p>
-      <w:proofErr w:type="gramStart"/>
-      <w:r>
-        <w:t xml:space="preserve">Ya </w:t>
-      </w:r>
-      <w:proofErr w:type="spellStart"/>
-      <w:r>
-        <w:t>tenia</w:t>
-      </w:r>
-      <w:proofErr w:type="spellEnd"/>
-      <w:r>
-        <w:t xml:space="preserve"> configurado</w:t>
-      </w:r>
-      <w:proofErr w:type="gramEnd"/>
-      <w:r>
-        <w:t xml:space="preserve"> mi </w:t>
-      </w:r>
-      <w:proofErr w:type="spellStart"/>
-      <w:r>
-        <w:t>user</w:t>
-      </w:r>
-      <w:proofErr w:type="spellEnd"/>
-      <w:r>
-        <w:t xml:space="preserve"> y </w:t>
-      </w:r>
-      <w:proofErr w:type="spellStart"/>
-      <w:r>
-        <w:t>token</w:t>
-      </w:r>
-      <w:proofErr w:type="spellEnd"/>
-    </w:p>
-    <w:p>
-      <w:r>
-        <w:lastRenderedPageBreak/>
-        <w:drawing>
-          <wp:inline distT="0" distB="0" distL="0" distR="0" wp14:anchorId="3F17A147" wp14:editId="1F4552F0">
-            <wp:extent cx="4906060" cy="5306165"/>
-            <wp:effectExtent l="0" t="0" r="8890" b="8890"/>
-            <wp:docPr id="74" name="Imagen 74"/>
-            <wp:cNvGraphicFramePr>
-              <a:graphicFrameLocks xmlns:a="http://schemas.openxmlformats.org/drawingml/2006/main" noChangeAspect="1"/>
-            </wp:cNvGraphicFramePr>
-            <a:graphic xmlns:a="http://schemas.openxmlformats.org/drawingml/2006/main">
-              <a:graphicData uri="http://schemas.openxmlformats.org/drawingml/2006/picture">
-                <pic:pic xmlns:pic="http://schemas.openxmlformats.org/drawingml/2006/picture">
-                  <pic:nvPicPr>
-                    <pic:cNvPr id="1" name=""/>
-                    <pic:cNvPicPr/>
-                  </pic:nvPicPr>
-                  <pic:blipFill>
-                    <a:blip r:embed="rId76"/>
-                    <a:stretch>
-                      <a:fillRect/>
-                    </a:stretch>
-                  </pic:blipFill>
-                  <pic:spPr>
-                    <a:xfrm>
-                      <a:off x="0" y="0"/>
-                      <a:ext cx="4906060" cy="5306165"/>
-                    </a:xfrm>
-                    <a:prstGeom prst="rect">
-                      <a:avLst/>
-                    </a:prstGeom>
-                  </pic:spPr>
-                </pic:pic>
-              </a:graphicData>
-            </a:graphic>
-          </wp:inline>
-        </w:drawing>
-      </w:r>
-    </w:p>
-    <w:p>
-      <w:r>
-        <w:lastRenderedPageBreak/>
-        <w:drawing>
-          <wp:inline distT="0" distB="0" distL="0" distR="0" wp14:anchorId="5F2A7D18" wp14:editId="3DC62AED">
-            <wp:extent cx="4877481" cy="5372850"/>
-            <wp:effectExtent l="0" t="0" r="0" b="0"/>
-            <wp:docPr id="75" name="Imagen 75"/>
-            <wp:cNvGraphicFramePr>
-              <a:graphicFrameLocks xmlns:a="http://schemas.openxmlformats.org/drawingml/2006/main" noChangeAspect="1"/>
-            </wp:cNvGraphicFramePr>
-            <a:graphic xmlns:a="http://schemas.openxmlformats.org/drawingml/2006/main">
-              <a:graphicData uri="http://schemas.openxmlformats.org/drawingml/2006/picture">
-                <pic:pic xmlns:pic="http://schemas.openxmlformats.org/drawingml/2006/picture">
-                  <pic:nvPicPr>
-                    <pic:cNvPr id="1" name=""/>
-                    <pic:cNvPicPr/>
-                  </pic:nvPicPr>
-                  <pic:blipFill>
-                    <a:blip r:embed="rId77"/>
-                    <a:stretch>
-                      <a:fillRect/>
-                    </a:stretch>
-                  </pic:blipFill>
-                  <pic:spPr>
-                    <a:xfrm>
-                      <a:off x="0" y="0"/>
-                      <a:ext cx="4877481" cy="5372850"/>
-                    </a:xfrm>
-                    <a:prstGeom prst="rect">
-                      <a:avLst/>
-                    </a:prstGeom>
-                  </pic:spPr>
-                </pic:pic>
-              </a:graphicData>
-            </a:graphic>
-          </wp:inline>
-        </w:drawing>
-      </w:r>
-    </w:p>
-    <w:p>
-      <w:r>
-        <w:lastRenderedPageBreak/>
-        <w:drawing>
-          <wp:inline distT="0" distB="0" distL="0" distR="0" wp14:anchorId="027DBEB8" wp14:editId="3FFB3CAC">
-            <wp:extent cx="5400040" cy="3727450"/>
-            <wp:effectExtent l="0" t="0" r="0" b="6350"/>
-            <wp:docPr id="76" name="Imagen 76"/>
-            <wp:cNvGraphicFramePr>
-              <a:graphicFrameLocks xmlns:a="http://schemas.openxmlformats.org/drawingml/2006/main" noChangeAspect="1"/>
-            </wp:cNvGraphicFramePr>
-            <a:graphic xmlns:a="http://schemas.openxmlformats.org/drawingml/2006/main">
-              <a:graphicData uri="http://schemas.openxmlformats.org/drawingml/2006/picture">
-                <pic:pic xmlns:pic="http://schemas.openxmlformats.org/drawingml/2006/picture">
-                  <pic:nvPicPr>
-                    <pic:cNvPr id="1" name=""/>
-                    <pic:cNvPicPr/>
-                  </pic:nvPicPr>
-                  <pic:blipFill>
-                    <a:blip r:embed="rId78"/>
-                    <a:stretch>
-                      <a:fillRect/>
-                    </a:stretch>
-                  </pic:blipFill>
-                  <pic:spPr>
-                    <a:xfrm>
-                      <a:off x="0" y="0"/>
-                      <a:ext cx="5400040" cy="3727450"/>
-                    </a:xfrm>
-                    <a:prstGeom prst="rect">
-                      <a:avLst/>
-                    </a:prstGeom>
-                  </pic:spPr>
-                </pic:pic>
-              </a:graphicData>
-            </a:graphic>
-          </wp:inline>
-        </w:drawing>
-      </w:r>
-    </w:p>
-    <w:p>
-      <w:r>
-        <w:drawing>
-          <wp:inline distT="0" distB="0" distL="0" distR="0" wp14:anchorId="244B6049" wp14:editId="7ED2A706">
-            <wp:extent cx="5400040" cy="4304030"/>
-            <wp:effectExtent l="0" t="0" r="0" b="1270"/>
-            <wp:docPr id="77" name="Imagen 77"/>
-            <wp:cNvGraphicFramePr>
-              <a:graphicFrameLocks xmlns:a="http://schemas.openxmlformats.org/drawingml/2006/main" noChangeAspect="1"/>
-            </wp:cNvGraphicFramePr>
-            <a:graphic xmlns:a="http://schemas.openxmlformats.org/drawingml/2006/main">
-              <a:graphicData uri="http://schemas.openxmlformats.org/drawingml/2006/picture">
-                <pic:pic xmlns:pic="http://schemas.openxmlformats.org/drawingml/2006/picture">
-                  <pic:nvPicPr>
-                    <pic:cNvPr id="1" name=""/>
-                    <pic:cNvPicPr/>
-                  </pic:nvPicPr>
-                  <pic:blipFill>
-                    <a:blip r:embed="rId79"/>
-                    <a:stretch>
-                      <a:fillRect/>
-                    </a:stretch>
-                  </pic:blipFill>
-                  <pic:spPr>
-                    <a:xfrm>
-                      <a:off x="0" y="0"/>
-                      <a:ext cx="5400040" cy="4304030"/>
-                    </a:xfrm>
-                    <a:prstGeom prst="rect">
-                      <a:avLst/>
-                    </a:prstGeom>
-                  </pic:spPr>
-                </pic:pic>
-              </a:graphicData>
-            </a:graphic>
-          </wp:inline>
-        </w:drawing>
-      </w:r>
-    </w:p>
     <w:p/>
-    <w:p>
-      <w:r>
-        <w:t>e)</w:t>
-      </w:r>
-    </w:p>
-    <w:p>
-      <w:r>
-        <w:lastRenderedPageBreak/>
-        <w:drawing>
-          <wp:inline distT="0" distB="0" distL="0" distR="0" wp14:anchorId="6BF8F602" wp14:editId="626BC43F">
-            <wp:extent cx="5400040" cy="2200275"/>
-            <wp:effectExtent l="0" t="0" r="0" b="9525"/>
-            <wp:docPr id="78" name="Imagen 78"/>
-            <wp:cNvGraphicFramePr>
-              <a:graphicFrameLocks xmlns:a="http://schemas.openxmlformats.org/drawingml/2006/main" noChangeAspect="1"/>
-            </wp:cNvGraphicFramePr>
-            <a:graphic xmlns:a="http://schemas.openxmlformats.org/drawingml/2006/main">
-              <a:graphicData uri="http://schemas.openxmlformats.org/drawingml/2006/picture">
-                <pic:pic xmlns:pic="http://schemas.openxmlformats.org/drawingml/2006/picture">
-                  <pic:nvPicPr>
-                    <pic:cNvPr id="1" name=""/>
-                    <pic:cNvPicPr/>
-                  </pic:nvPicPr>
-                  <pic:blipFill>
-                    <a:blip r:embed="rId80"/>
-                    <a:stretch>
-                      <a:fillRect/>
-                    </a:stretch>
-                  </pic:blipFill>
-                  <pic:spPr>
-                    <a:xfrm>
-                      <a:off x="0" y="0"/>
-                      <a:ext cx="5400040" cy="2200275"/>
-                    </a:xfrm>
-                    <a:prstGeom prst="rect">
-                      <a:avLst/>
-                    </a:prstGeom>
-                  </pic:spPr>
-                </pic:pic>
-              </a:graphicData>
-            </a:graphic>
-          </wp:inline>
-        </w:drawing>
-      </w:r>
-    </w:p>
-    <w:p>
-      <w:r>
-        <w:drawing>
-          <wp:inline distT="0" distB="0" distL="0" distR="0" wp14:anchorId="1699B2D3" wp14:editId="542A8BEC">
-            <wp:extent cx="4582164" cy="5001323"/>
-            <wp:effectExtent l="0" t="0" r="8890" b="8890"/>
-            <wp:docPr id="79" name="Imagen 79"/>
-            <wp:cNvGraphicFramePr>
-              <a:graphicFrameLocks xmlns:a="http://schemas.openxmlformats.org/drawingml/2006/main" noChangeAspect="1"/>
-            </wp:cNvGraphicFramePr>
-            <a:graphic xmlns:a="http://schemas.openxmlformats.org/drawingml/2006/main">
-              <a:graphicData uri="http://schemas.openxmlformats.org/drawingml/2006/picture">
-                <pic:pic xmlns:pic="http://schemas.openxmlformats.org/drawingml/2006/picture">
-                  <pic:nvPicPr>
-                    <pic:cNvPr id="1" name=""/>
-                    <pic:cNvPicPr/>
-                  </pic:nvPicPr>
-                  <pic:blipFill>
-                    <a:blip r:embed="rId81"/>
-                    <a:stretch>
-                      <a:fillRect/>
-                    </a:stretch>
-                  </pic:blipFill>
-                  <pic:spPr>
-                    <a:xfrm>
-                      <a:off x="0" y="0"/>
-                      <a:ext cx="4582164" cy="5001323"/>
-                    </a:xfrm>
-                    <a:prstGeom prst="rect">
-                      <a:avLst/>
-                    </a:prstGeom>
-                  </pic:spPr>
-                </pic:pic>
-              </a:graphicData>
-            </a:graphic>
-          </wp:inline>
-        </w:drawing>
-      </w:r>
-    </w:p>
-    <w:p>
-      <w:r>
-        <w:drawing>
-          <wp:inline distT="0" distB="0" distL="0" distR="0" wp14:anchorId="48298A00" wp14:editId="0DEFDC19">
-            <wp:extent cx="5400040" cy="364490"/>
-            <wp:effectExtent l="0" t="0" r="0" b="0"/>
-            <wp:docPr id="80" name="Imagen 80"/>
-            <wp:cNvGraphicFramePr>
-              <a:graphicFrameLocks xmlns:a="http://schemas.openxmlformats.org/drawingml/2006/main" noChangeAspect="1"/>
-            </wp:cNvGraphicFramePr>
-            <a:graphic xmlns:a="http://schemas.openxmlformats.org/drawingml/2006/main">
-              <a:graphicData uri="http://schemas.openxmlformats.org/drawingml/2006/picture">
-                <pic:pic xmlns:pic="http://schemas.openxmlformats.org/drawingml/2006/picture">
-                  <pic:nvPicPr>
-                    <pic:cNvPr id="1" name=""/>
-                    <pic:cNvPicPr/>
-                  </pic:nvPicPr>
-                  <pic:blipFill>
-                    <a:blip r:embed="rId82"/>
-                    <a:stretch>
-                      <a:fillRect/>
-                    </a:stretch>
-                  </pic:blipFill>
-                  <pic:spPr>
-                    <a:xfrm>
-                      <a:off x="0" y="0"/>
-                      <a:ext cx="5400040" cy="364490"/>
-                    </a:xfrm>
-                    <a:prstGeom prst="rect">
-                      <a:avLst/>
-                    </a:prstGeom>
-                  </pic:spPr>
-                </pic:pic>
-              </a:graphicData>
-            </a:graphic>
-          </wp:inline>
-        </w:drawing>
-      </w:r>
-    </w:p>
-    <w:p>
-      <w:r>
-        <w:lastRenderedPageBreak/>
-        <w:drawing>
-          <wp:inline distT="0" distB="0" distL="0" distR="0" wp14:anchorId="755BE09C" wp14:editId="5F8CE8CF">
-            <wp:extent cx="5400040" cy="6497955"/>
-            <wp:effectExtent l="0" t="0" r="0" b="0"/>
-            <wp:docPr id="81" name="Imagen 81"/>
-            <wp:cNvGraphicFramePr>
-              <a:graphicFrameLocks xmlns:a="http://schemas.openxmlformats.org/drawingml/2006/main" noChangeAspect="1"/>
-            </wp:cNvGraphicFramePr>
-            <a:graphic xmlns:a="http://schemas.openxmlformats.org/drawingml/2006/main">
-              <a:graphicData uri="http://schemas.openxmlformats.org/drawingml/2006/picture">
-                <pic:pic xmlns:pic="http://schemas.openxmlformats.org/drawingml/2006/picture">
-                  <pic:nvPicPr>
-                    <pic:cNvPr id="1" name=""/>
-                    <pic:cNvPicPr/>
-                  </pic:nvPicPr>
-                  <pic:blipFill>
-                    <a:blip r:embed="rId83"/>
-                    <a:stretch>
-                      <a:fillRect/>
-                    </a:stretch>
-                  </pic:blipFill>
-                  <pic:spPr>
-                    <a:xfrm>
-                      <a:off x="0" y="0"/>
-                      <a:ext cx="5400040" cy="6497955"/>
-                    </a:xfrm>
-                    <a:prstGeom prst="rect">
-                      <a:avLst/>
-                    </a:prstGeom>
-                  </pic:spPr>
-                </pic:pic>
-              </a:graphicData>
-            </a:graphic>
-          </wp:inline>
-        </w:drawing>
-      </w:r>
-    </w:p>
-    <w:p>
-      <w:r>
-        <w:t xml:space="preserve">Aprieto el botón </w:t>
-      </w:r>
-      <w:proofErr w:type="spellStart"/>
-      <w:r>
-        <w:t>pull</w:t>
-      </w:r>
-      <w:proofErr w:type="spellEnd"/>
-      <w:r>
-        <w:t xml:space="preserve"> sin signo de interrogación</w:t>
-      </w:r>
-    </w:p>
-    <w:p>
-      <w:r>
-        <w:lastRenderedPageBreak/>
-        <w:drawing>
-          <wp:inline distT="0" distB="0" distL="0" distR="0" wp14:anchorId="6BDFD21D" wp14:editId="27562397">
-            <wp:extent cx="5400040" cy="3458210"/>
-            <wp:effectExtent l="0" t="0" r="0" b="8890"/>
-            <wp:docPr id="82" name="Imagen 82"/>
-            <wp:cNvGraphicFramePr>
-              <a:graphicFrameLocks xmlns:a="http://schemas.openxmlformats.org/drawingml/2006/main" noChangeAspect="1"/>
-            </wp:cNvGraphicFramePr>
-            <a:graphic xmlns:a="http://schemas.openxmlformats.org/drawingml/2006/main">
-              <a:graphicData uri="http://schemas.openxmlformats.org/drawingml/2006/picture">
-                <pic:pic xmlns:pic="http://schemas.openxmlformats.org/drawingml/2006/picture">
-                  <pic:nvPicPr>
-                    <pic:cNvPr id="1" name=""/>
-                    <pic:cNvPicPr/>
-                  </pic:nvPicPr>
-                  <pic:blipFill>
-                    <a:blip r:embed="rId84"/>
-                    <a:stretch>
-                      <a:fillRect/>
-                    </a:stretch>
-                  </pic:blipFill>
-                  <pic:spPr>
-                    <a:xfrm>
-                      <a:off x="0" y="0"/>
-                      <a:ext cx="5400040" cy="3458210"/>
-                    </a:xfrm>
-                    <a:prstGeom prst="rect">
-                      <a:avLst/>
-                    </a:prstGeom>
-                  </pic:spPr>
-                </pic:pic>
-              </a:graphicData>
-            </a:graphic>
-          </wp:inline>
-        </w:drawing>
-      </w:r>
-    </w:p>
-    <w:p>
-      <w:r>
-        <w:drawing>
-          <wp:inline distT="0" distB="0" distL="0" distR="0" wp14:anchorId="13D2CB49" wp14:editId="346EAF9D">
-            <wp:extent cx="5400040" cy="3496945"/>
-            <wp:effectExtent l="0" t="0" r="0" b="8255"/>
-            <wp:docPr id="83" name="Imagen 83"/>
-            <wp:cNvGraphicFramePr>
-              <a:graphicFrameLocks xmlns:a="http://schemas.openxmlformats.org/drawingml/2006/main" noChangeAspect="1"/>
-            </wp:cNvGraphicFramePr>
-            <a:graphic xmlns:a="http://schemas.openxmlformats.org/drawingml/2006/main">
-              <a:graphicData uri="http://schemas.openxmlformats.org/drawingml/2006/picture">
-                <pic:pic xmlns:pic="http://schemas.openxmlformats.org/drawingml/2006/picture">
-                  <pic:nvPicPr>
-                    <pic:cNvPr id="1" name=""/>
-                    <pic:cNvPicPr/>
-                  </pic:nvPicPr>
-                  <pic:blipFill>
-                    <a:blip r:embed="rId85"/>
-                    <a:stretch>
-                      <a:fillRect/>
-                    </a:stretch>
-                  </pic:blipFill>
-                  <pic:spPr>
-                    <a:xfrm>
-                      <a:off x="0" y="0"/>
-                      <a:ext cx="5400040" cy="3496945"/>
-                    </a:xfrm>
-                    <a:prstGeom prst="rect">
-                      <a:avLst/>
-                    </a:prstGeom>
-                  </pic:spPr>
-                </pic:pic>
-              </a:graphicData>
-            </a:graphic>
-          </wp:inline>
-        </w:drawing>
-      </w:r>
-    </w:p>
-    <w:p>
-      <w:r>
-        <w:lastRenderedPageBreak/>
-        <w:drawing>
-          <wp:inline distT="0" distB="0" distL="0" distR="0" wp14:anchorId="5F909F61" wp14:editId="20B5596F">
-            <wp:extent cx="5400040" cy="5257800"/>
-            <wp:effectExtent l="0" t="0" r="0" b="0"/>
-            <wp:docPr id="84" name="Imagen 84"/>
-            <wp:cNvGraphicFramePr>
-              <a:graphicFrameLocks xmlns:a="http://schemas.openxmlformats.org/drawingml/2006/main" noChangeAspect="1"/>
-            </wp:cNvGraphicFramePr>
-            <a:graphic xmlns:a="http://schemas.openxmlformats.org/drawingml/2006/main">
-              <a:graphicData uri="http://schemas.openxmlformats.org/drawingml/2006/picture">
-                <pic:pic xmlns:pic="http://schemas.openxmlformats.org/drawingml/2006/picture">
-                  <pic:nvPicPr>
-                    <pic:cNvPr id="1" name=""/>
-                    <pic:cNvPicPr/>
-                  </pic:nvPicPr>
-                  <pic:blipFill>
-                    <a:blip r:embed="rId86"/>
-                    <a:stretch>
-                      <a:fillRect/>
-                    </a:stretch>
-                  </pic:blipFill>
-                  <pic:spPr>
-                    <a:xfrm>
-                      <a:off x="0" y="0"/>
-                      <a:ext cx="5400040" cy="5257800"/>
-                    </a:xfrm>
-                    <a:prstGeom prst="rect">
-                      <a:avLst/>
-                    </a:prstGeom>
-                  </pic:spPr>
-                </pic:pic>
-              </a:graphicData>
-            </a:graphic>
-          </wp:inline>
-        </w:drawing>
-      </w:r>
-    </w:p>
-    <w:p>
-      <w:r>
-        <w:lastRenderedPageBreak/>
-        <w:drawing>
-          <wp:inline distT="0" distB="0" distL="0" distR="0" wp14:anchorId="0B42F3EE" wp14:editId="45FA41F1">
-            <wp:extent cx="5400040" cy="6598920"/>
-            <wp:effectExtent l="0" t="0" r="0" b="0"/>
-            <wp:docPr id="85" name="Imagen 85"/>
-            <wp:cNvGraphicFramePr>
-              <a:graphicFrameLocks xmlns:a="http://schemas.openxmlformats.org/drawingml/2006/main" noChangeAspect="1"/>
-            </wp:cNvGraphicFramePr>
-            <a:graphic xmlns:a="http://schemas.openxmlformats.org/drawingml/2006/main">
-              <a:graphicData uri="http://schemas.openxmlformats.org/drawingml/2006/picture">
-                <pic:pic xmlns:pic="http://schemas.openxmlformats.org/drawingml/2006/picture">
-                  <pic:nvPicPr>
-                    <pic:cNvPr id="1" name=""/>
-                    <pic:cNvPicPr/>
-                  </pic:nvPicPr>
-                  <pic:blipFill>
-                    <a:blip r:embed="rId87"/>
-                    <a:stretch>
-                      <a:fillRect/>
-                    </a:stretch>
-                  </pic:blipFill>
-                  <pic:spPr>
-                    <a:xfrm>
-                      <a:off x="0" y="0"/>
-                      <a:ext cx="5400040" cy="6598920"/>
-                    </a:xfrm>
-                    <a:prstGeom prst="rect">
-                      <a:avLst/>
-                    </a:prstGeom>
-                  </pic:spPr>
-                </pic:pic>
-              </a:graphicData>
-            </a:graphic>
-          </wp:inline>
-        </w:drawing>
-      </w:r>
-    </w:p>
-    <w:p>
-      <w:r>
-        <w:t xml:space="preserve">Aprieto </w:t>
-      </w:r>
-      <w:proofErr w:type="spellStart"/>
-      <w:r>
-        <w:t>push</w:t>
-      </w:r>
-      <w:proofErr w:type="spellEnd"/>
-      <w:r>
-        <w:t xml:space="preserve"> to </w:t>
-      </w:r>
-      <w:proofErr w:type="spellStart"/>
-      <w:r>
-        <w:t>origin</w:t>
-      </w:r>
-      <w:proofErr w:type="spellEnd"/>
-    </w:p>
-    <w:p>
-      <w:r>
-        <w:lastRenderedPageBreak/>
-        <w:drawing>
-          <wp:inline distT="0" distB="0" distL="0" distR="0" wp14:anchorId="437833E6" wp14:editId="131B79C1">
-            <wp:extent cx="5400040" cy="3646805"/>
-            <wp:effectExtent l="0" t="0" r="0" b="0"/>
-            <wp:docPr id="86" name="Imagen 86"/>
-            <wp:cNvGraphicFramePr>
-              <a:graphicFrameLocks xmlns:a="http://schemas.openxmlformats.org/drawingml/2006/main" noChangeAspect="1"/>
-            </wp:cNvGraphicFramePr>
-            <a:graphic xmlns:a="http://schemas.openxmlformats.org/drawingml/2006/main">
-              <a:graphicData uri="http://schemas.openxmlformats.org/drawingml/2006/picture">
-                <pic:pic xmlns:pic="http://schemas.openxmlformats.org/drawingml/2006/picture">
-                  <pic:nvPicPr>
-                    <pic:cNvPr id="1" name=""/>
-                    <pic:cNvPicPr/>
-                  </pic:nvPicPr>
-                  <pic:blipFill>
-                    <a:blip r:embed="rId88"/>
-                    <a:stretch>
-                      <a:fillRect/>
-                    </a:stretch>
-                  </pic:blipFill>
-                  <pic:spPr>
-                    <a:xfrm>
-                      <a:off x="0" y="0"/>
-                      <a:ext cx="5400040" cy="3646805"/>
-                    </a:xfrm>
-                    <a:prstGeom prst="rect">
-                      <a:avLst/>
-                    </a:prstGeom>
-                  </pic:spPr>
-                </pic:pic>
-              </a:graphicData>
-            </a:graphic>
-          </wp:inline>
-        </w:drawing>
-      </w:r>
-    </w:p>
-    <w:p>
-      <w:r>
-        <w:drawing>
-          <wp:inline distT="0" distB="0" distL="0" distR="0" wp14:anchorId="37D4C0B0" wp14:editId="77246147">
-            <wp:extent cx="5400040" cy="2737485"/>
-            <wp:effectExtent l="0" t="0" r="0" b="5715"/>
-            <wp:docPr id="87" name="Imagen 87"/>
-            <wp:cNvGraphicFramePr>
-              <a:graphicFrameLocks xmlns:a="http://schemas.openxmlformats.org/drawingml/2006/main" noChangeAspect="1"/>
-            </wp:cNvGraphicFramePr>
-            <a:graphic xmlns:a="http://schemas.openxmlformats.org/drawingml/2006/main">
-              <a:graphicData uri="http://schemas.openxmlformats.org/drawingml/2006/picture">
-                <pic:pic xmlns:pic="http://schemas.openxmlformats.org/drawingml/2006/picture">
-                  <pic:nvPicPr>
-                    <pic:cNvPr id="1" name=""/>
-                    <pic:cNvPicPr/>
-                  </pic:nvPicPr>
-                  <pic:blipFill>
-                    <a:blip r:embed="rId89"/>
-                    <a:stretch>
-                      <a:fillRect/>
-                    </a:stretch>
-                  </pic:blipFill>
-                  <pic:spPr>
-                    <a:xfrm>
-                      <a:off x="0" y="0"/>
-                      <a:ext cx="5400040" cy="2737485"/>
-                    </a:xfrm>
-                    <a:prstGeom prst="rect">
-                      <a:avLst/>
-                    </a:prstGeom>
-                  </pic:spPr>
-                </pic:pic>
-              </a:graphicData>
-            </a:graphic>
-          </wp:inline>
-        </w:drawing>
-      </w:r>
-    </w:p>
-    <w:p>
-      <w:bookmarkStart w:id="0" w:name="_GoBack"/>
-      <w:bookmarkEnd w:id="0"/>
-    </w:p>
     <w:p/>
     <w:p/>
     <w:sectPr>
